--- a/Paypal.docx
+++ b/Paypal.docx
@@ -58,8 +58,16 @@
       <w:r>
         <w:t xml:space="preserve">l by </w:t>
       </w:r>
-      <w:r>
-        <w:t>https://github.com/AdamFrisby/DTL-PayPal) by</w:t>
+      <w:hyperlink r:id="rId5" w:history="1">
+        <w:r>
+          <w:rPr>
+            <w:rStyle w:val="Hyperlink"/>
+          </w:rPr>
+          <w:t>https://github.com/AdamFrisby/DTL-PayPal</w:t>
+        </w:r>
+      </w:hyperlink>
+      <w:r>
+        <w:t xml:space="preserve"> by</w:t>
       </w:r>
       <w:r>
         <w:t xml:space="preserve"> </w:t>
@@ -88,7 +96,7 @@
       <w:r>
         <w:t xml:space="preserve"> </w:t>
       </w:r>
-      <w:hyperlink r:id="rId5" w:history="1">
+      <w:hyperlink r:id="rId6" w:history="1">
         <w:r>
           <w:rPr>
             <w:rStyle w:val="Hyperlink"/>
@@ -152,7 +160,7 @@
       <w:r>
         <w:t xml:space="preserve">This module is Open Source  and my changes are at </w:t>
       </w:r>
-      <w:hyperlink r:id="rId6" w:history="1">
+      <w:hyperlink r:id="rId7" w:history="1">
         <w:r>
           <w:rPr>
             <w:rStyle w:val="Hyperlink"/>
@@ -269,7 +277,7 @@
                     <pic:cNvPicPr/>
                   </pic:nvPicPr>
                   <pic:blipFill>
-                    <a:blip r:embed="rId7"/>
+                    <a:blip r:embed="rId8"/>
                     <a:stretch>
                       <a:fillRect/>
                     </a:stretch>
@@ -1016,7 +1024,7 @@
                     </pic:cNvPicPr>
                   </pic:nvPicPr>
                   <pic:blipFill>
-                    <a:blip r:embed="rId8">
+                    <a:blip r:embed="rId9">
                       <a:extLst>
                         <a:ext uri="{28A0092B-C50C-407E-A947-70E740481C1C}">
                           <a14:useLocalDpi xmlns:a14="http://schemas.microsoft.com/office/drawing/2010/main" val="0"/>
@@ -1063,7 +1071,7 @@
       <w:r>
         <w:t xml:space="preserve">PayPal offers support for </w:t>
       </w:r>
-      <w:hyperlink r:id="rId9" w:history="1">
+      <w:hyperlink r:id="rId10" w:history="1">
         <w:r>
           <w:rPr>
             <w:rStyle w:val="Hyperlink"/>
@@ -1098,7 +1106,7 @@
       <w:r>
         <w:t xml:space="preserve"> </w:t>
       </w:r>
-      <w:hyperlink r:id="rId10" w:anchor="micropayments-fees" w:history="1">
+      <w:hyperlink r:id="rId11" w:anchor="micropayments-fees" w:history="1">
         <w:r>
           <w:rPr>
             <w:rStyle w:val="Hyperlink"/>
@@ -1176,7 +1184,7 @@
       <w:r>
         <w:t xml:space="preserve">Each PayPal account is associated with only one merchant processing rate. That rate determines the fee that's applied to funds received into that account (additional information on PayPal's Standard Fees </w:t>
       </w:r>
-      <w:hyperlink r:id="rId11" w:history="1">
+      <w:hyperlink r:id="rId12" w:history="1">
         <w:r>
           <w:rPr>
             <w:rStyle w:val="Hyperlink"/>

--- a/Paypal.docx
+++ b/Paypal.docx
@@ -167,10 +167,13 @@
           </w:rPr>
           <w:t>Github</w:t>
         </w:r>
+        <w:r>
+          <w:rPr>
+            <w:rStyle w:val="Hyperlink"/>
+          </w:rPr>
+          <w:t>.com</w:t>
+        </w:r>
       </w:hyperlink>
-      <w:r>
-        <w:t>.com</w:t>
-      </w:r>
       <w:r>
         <w:t>.</w:t>
       </w:r>
@@ -359,21 +362,8 @@
         <w:t>.  F</w:t>
       </w:r>
       <w:r>
-        <w:t xml:space="preserve">etched email addresses are </w:t>
-      </w:r>
-      <w:proofErr w:type="gramStart"/>
-      <w:r>
-        <w:t>cached</w:t>
-      </w:r>
-      <w:proofErr w:type="gramEnd"/>
-      <w:r>
-        <w:t xml:space="preserve"> by the region server until region </w:t>
-      </w:r>
-      <w:proofErr w:type="gramStart"/>
-      <w:r>
-        <w:t>restart</w:t>
-      </w:r>
-      <w:proofErr w:type="gramEnd"/>
+        <w:t>etched email addresses are cached by the region server until region restart</w:t>
+      </w:r>
       <w:r>
         <w:t>.</w:t>
       </w:r>
@@ -648,13 +638,8 @@
         <w:t>i</w:t>
       </w:r>
       <w:r>
-        <w:t xml:space="preserve">d to send them the offline </w:t>
-      </w:r>
-      <w:proofErr w:type="gramStart"/>
-      <w:r>
-        <w:t>IM’s</w:t>
-      </w:r>
-      <w:proofErr w:type="gramEnd"/>
+        <w:t>d to send them the offline IM’s</w:t>
+      </w:r>
       <w:r>
         <w:t>.</w:t>
       </w:r>
@@ -716,15 +701,7 @@
         <w:t xml:space="preserve">. </w:t>
       </w:r>
       <w:r>
-        <w:t xml:space="preserve">It can be you, or a person performing for tips. Or a Group UUID, where you can </w:t>
-      </w:r>
-      <w:proofErr w:type="gramStart"/>
-      <w:r>
-        <w:t>pay to</w:t>
-      </w:r>
-      <w:proofErr w:type="gramEnd"/>
-      <w:r>
-        <w:t xml:space="preserve"> a group of people.</w:t>
+        <w:t>It can be you, or a person performing for tips. Or a Group UUID, where you can pay to a group of people.</w:t>
       </w:r>
     </w:p>
     <w:p>
